--- a/docs/Ofori_Prince_Phase1_Results_R05.docx
+++ b/docs/Ofori_Prince_Phase1_Results_R05.docx
@@ -729,7 +729,7 @@
         <w:spacing w:after="160" w:line="276"/>
       </w:pPr>
       <w:r>
-        <w:t xml:space="preserve">All performance figures are aggregated across 5 runs x 10-fold stratified CV (50 paired fold-level observations per model), with seeds 42, 1042, 2042, 3042, 4042. Alphas reported in Methods M7: Knowledge alpha=0.701, Attitude alpha=0.599, Behaviour alpha=0.709 (computed on de-duplicated n=2,088).</w:t>
+        <w:t xml:space="preserve">All performance figures are aggregated across 5 runs x 10-fold stratified CV (50 paired fold-level observations per model), with seeds 42, 1042, 2042, 3042, 4042. Cronbach alphas are reported in Methods M7 only and are not repeated here.</w:t>
       </w:r>
     </w:p>
     <w:p>
@@ -2067,7 +2067,7 @@
         <w:spacing w:after="160" w:line="276"/>
       </w:pPr>
       <w:r>
-        <w:t xml:space="preserve">Wilcoxon signed-rank test (scipy.stats.wilcoxon, zero_method="wilcox", continuity correction NOT applied -- exact test; the prior description "exact p with continuity correction" was contradictory and is corrected here): W+ (positive rank sum)=609.0, W- (negative rank sum)=666.0 -- the larger of the two is W-=666.0, consistent with the fold-win proportion of 40.0% favouring WCE. Exact two-tailed p=.789. Ties dropped=0; all 50 fold differences were non-zero. Cohen's d=-0.034 (negligible). 95% CI on paired WCE-baseline difference: [-0.0254, 0.0184] (2.5th and 97.5th percentiles). CI spans zero.</w:t>
+        <w:t xml:space="preserve">Wilcoxon signed-rank test (scipy.stats.wilcoxon, zero_method="wilcox", no continuity correction applied (exact test); the prior description "exact p with continuity correction" was contradictory and is corrected here): W+ (positive rank sum)=609.0, W- (negative rank sum)=666.0 -- the larger of the two is W-=666.0, consistent with the fold-win proportion of 40.0% favouring WCE. Exact two-tailed p=.789. Ties dropped=0; all 50 fold differences were non-zero. Cohen's d=-0.034 (negligible). 95% CI on paired WCE-baseline difference: [-0.0254, 0.0184] (2.5th and 97.5th percentiles). CI spans zero.</w:t>
       </w:r>
     </w:p>
     <w:p>
@@ -4233,7 +4233,7 @@
         <w:spacing w:after="160" w:line="276"/>
       </w:pPr>
       <w:r>
-        <w:t xml:space="preserve">Mean per-fold training time on de-duplicated KNUST (n_train=~1,670 per fold): baseline XGBoost=38.8ms, KAB-XGBoost-WCE=39.6ms -- a 2.1% overhead attributable to the per-instance weight computation. Both models were tuned to max_depth=3 on the de-duplicated data (Table 2, Methods M13); there is no depth asymmetry between the two models on this dataset, and the timing difference reflects only the weight computation cost, not architectural differences. This replaces the R04 timing which reflected a stale run.</w:t>
+        <w:t xml:space="preserve">Mean per-fold training time on de-duplicated KNUST (n_train=~1,670 per fold): baseline XGBoost=38.8ms, KAB-XGBoost-WCE=39.6ms -- a 2.1% overhead attributable to the per-instance weight computation. Both models were tuned to max_depth=3 on the de-duplicated data (Table 2, Methods M13); there is no depth asymmetry between the two models on this dataset (both tuned to max_depth=3; R9 in R04 incorrectly stated a depth asymmetry -- now corrected). The 2.1% timing overhead reflects only the per-instance weight computation, not architectural differences. This replaces the R04 timing which reflected a stale run.</w:t>
       </w:r>
     </w:p>
     <w:p>
